--- a/index.docx
+++ b/index.docx
@@ -10,7 +10,7 @@
         <w:t xml:space="preserve">art</w:t>
       </w:r>
     </w:p>
-    <w:bookmarkStart w:id="23" w:name="section"/>
+    <w:bookmarkStart w:id="12" w:name="section"/>
     <w:p>
       <w:pPr>
         <w:pStyle w:val="Heading2"/>
@@ -36,8 +36,8 @@
         <w:t xml:space="preserve">.</w:t>
       </w:r>
     </w:p>
-    <w:bookmarkStart w:id="22" w:name="refs"/>
-    <w:bookmarkStart w:id="21" w:name="ref-knuth84"/>
+    <w:bookmarkStart w:id="11" w:name="refs"/>
+    <w:bookmarkStart w:id="10" w:name="ref-knuth84"/>
     <w:p>
       <w:pPr>
         <w:pStyle w:val="Bibliography"/>
@@ -65,12 +65,12 @@
         <w:t xml:space="preserve"> </w:t>
       </w:r>
       <w:r>
-        <w:t xml:space="preserve">27 (2): 97–111.</w:t>
+        <w:t xml:space="preserve">(USA) 27 (2): 97–111.</w:t>
       </w:r>
       <w:r>
         <w:t xml:space="preserve"> </w:t>
       </w:r>
-      <w:hyperlink r:id="rId20">
+      <w:hyperlink r:id="rId9">
         <w:r>
           <w:rPr>
             <w:rStyle w:val="Hyperlink"/>
@@ -82,9 +82,9 @@
         <w:t xml:space="preserve">.</w:t>
       </w:r>
     </w:p>
-    <w:bookmarkEnd w:id="21"/>
-    <w:bookmarkEnd w:id="22"/>
-    <w:bookmarkEnd w:id="23"/>
+    <w:bookmarkEnd w:id="10"/>
+    <w:bookmarkEnd w:id="11"/>
+    <w:bookmarkEnd w:id="12"/>
     <w:sectPr>
       <w:footnotePr>
         <w:numRestart w:val="eachSect"/>
@@ -206,10 +206,10 @@
   <w:docDefaults>
     <w:rPrDefault>
       <w:rPr>
-        <w:rFonts w:asciiTheme="minorHAnsi" w:cstheme="minorBidi" w:eastAsiaTheme="minorHAnsi" w:hAnsiTheme="minorHAnsi"/>
+        <w:rFonts w:asciiTheme="minorHAnsi" w:cstheme="minorBidi" w:eastAsiaTheme="minorEastAsia" w:hAnsiTheme="minorHAnsi"/>
         <w:sz w:val="24"/>
         <w:szCs w:val="24"/>
-        <w:lang w:bidi="ar-SA" w:eastAsia="en-US" w:val="en-US"/>
+        <w:lang w:bidi="ar-SA" w:eastAsia="zh-CN" w:val="en-US"/>
       </w:rPr>
     </w:rPrDefault>
     <w:pPrDefault>
@@ -750,13 +750,6 @@
       </w:tblCellMar>
     </w:tblPr>
     <w:tblStylePr w:type="firstRow">
-      <w:tblPr>
-        <w:jc w:val="left"/>
-        <w:tblInd w:type="dxa" w:w="0"/>
-      </w:tblPr>
-      <w:trPr>
-        <w:jc w:val="left"/>
-      </w:trPr>
       <w:tcPr>
         <w:tcBorders>
           <w:bottom w:val="single"/>

--- a/index.docx
+++ b/index.docx
@@ -10,7 +10,7 @@
         <w:t xml:space="preserve">art</w:t>
       </w:r>
     </w:p>
-    <w:bookmarkStart w:id="12" w:name="section"/>
+    <w:bookmarkStart w:id="23" w:name="section"/>
     <w:p>
       <w:pPr>
         <w:pStyle w:val="Heading2"/>
@@ -36,8 +36,8 @@
         <w:t xml:space="preserve">.</w:t>
       </w:r>
     </w:p>
-    <w:bookmarkStart w:id="11" w:name="refs"/>
-    <w:bookmarkStart w:id="10" w:name="ref-knuth84"/>
+    <w:bookmarkStart w:id="22" w:name="refs"/>
+    <w:bookmarkStart w:id="21" w:name="ref-knuth84"/>
     <w:p>
       <w:pPr>
         <w:pStyle w:val="Bibliography"/>
@@ -65,12 +65,12 @@
         <w:t xml:space="preserve"> </w:t>
       </w:r>
       <w:r>
-        <w:t xml:space="preserve">(USA) 27 (2): 97–111.</w:t>
+        <w:t xml:space="preserve">27 (2): 97–111.</w:t>
       </w:r>
       <w:r>
         <w:t xml:space="preserve"> </w:t>
       </w:r>
-      <w:hyperlink r:id="rId9">
+      <w:hyperlink r:id="rId20">
         <w:r>
           <w:rPr>
             <w:rStyle w:val="Hyperlink"/>
@@ -82,9 +82,9 @@
         <w:t xml:space="preserve">.</w:t>
       </w:r>
     </w:p>
-    <w:bookmarkEnd w:id="10"/>
-    <w:bookmarkEnd w:id="11"/>
-    <w:bookmarkEnd w:id="12"/>
+    <w:bookmarkEnd w:id="21"/>
+    <w:bookmarkEnd w:id="22"/>
+    <w:bookmarkEnd w:id="23"/>
     <w:sectPr>
       <w:footnotePr>
         <w:numRestart w:val="eachSect"/>
@@ -206,10 +206,10 @@
   <w:docDefaults>
     <w:rPrDefault>
       <w:rPr>
-        <w:rFonts w:asciiTheme="minorHAnsi" w:cstheme="minorBidi" w:eastAsiaTheme="minorEastAsia" w:hAnsiTheme="minorHAnsi"/>
+        <w:rFonts w:asciiTheme="minorHAnsi" w:cstheme="minorBidi" w:eastAsiaTheme="minorHAnsi" w:hAnsiTheme="minorHAnsi"/>
         <w:sz w:val="24"/>
         <w:szCs w:val="24"/>
-        <w:lang w:bidi="ar-SA" w:eastAsia="zh-CN" w:val="en-US"/>
+        <w:lang w:bidi="ar-SA" w:eastAsia="en-US" w:val="en-US"/>
       </w:rPr>
     </w:rPrDefault>
     <w:pPrDefault>
@@ -750,6 +750,13 @@
       </w:tblCellMar>
     </w:tblPr>
     <w:tblStylePr w:type="firstRow">
+      <w:tblPr>
+        <w:jc w:val="left"/>
+        <w:tblInd w:type="dxa" w:w="0"/>
+      </w:tblPr>
+      <w:trPr>
+        <w:jc w:val="left"/>
+      </w:trPr>
       <w:tcPr>
         <w:tcBorders>
           <w:bottom w:val="single"/>
